--- a/tests/fixtures/synthetic/files/grant_application__missing_methods.docx
+++ b/tests/fixtures/synthetic/files/grant_application__missing_methods.docx
@@ -7,7 +7,7 @@
         <w:pStyle w:val="Title"/>
       </w:pPr>
       <w:r>
-        <w:t>Measuring the labor-market effects of remote work policy</w:t>
+        <w:t>Advancing machine learning for protein structure prediction in drug discovery</w:t>
       </w:r>
     </w:p>
     <w:p>
@@ -20,12 +20,12 @@
     </w:p>
     <w:p>
       <w:r>
-        <w:t>Aim 1: Advance measuring the labor-market effects of remote work policy via a policy-focused strategy.</w:t>
+        <w:t>Aim 1: Advance machine learning for protein structure prediction in drug discovery via a materials-focused strategy.</w:t>
       </w:r>
     </w:p>
     <w:p>
       <w:r>
-        <w:t>Aim 2: Advance measuring the labor-market effects of remote work policy via a policy-focused strategy.</w:t>
+        <w:t>Aim 2: Advance machine learning for protein structure prediction in drug discovery via a materials-focused strategy.</w:t>
       </w:r>
     </w:p>
     <w:p>
@@ -38,7 +38,7 @@
     </w:p>
     <w:p>
       <w:r>
-        <w:t>Rigorous, pre-registered analyses will guard against bias and support reproducibility. Prior work has established a partial understanding, yet key gaps remain. Our preliminary data suggest a tractable path toward measurable improvement. We will assemble a multidisciplinary team with complementary expertise.</w:t>
+        <w:t>This proposal addresses machine learning for protein structure prediction in drug discovery, a problem with substantial significance. We will assemble a multidisciplinary team with complementary expertise. Rigorous, pre-registered analyses will guard against bias and support reproducibility. Prior work has established a partial understanding, yet key gaps remain.</w:t>
       </w:r>
     </w:p>
     <w:p>
@@ -64,7 +64,7 @@
     </w:p>
     <w:p>
       <w:r>
-        <w:t>This work will definitively cure the condition within the funding period. Success is certain; there are no meaningful risks or limitations to this plan.</w:t>
+        <w:t>Prior work has established a partial understanding, yet key gaps remain.</w:t>
       </w:r>
     </w:p>
     <w:p>
@@ -77,7 +77,7 @@
     </w:p>
     <w:p>
       <w:r>
-        <w:t>The PI's first independent award; strong mentorship is in place. The R2 host institution offers focused departmental resources and regional research partnerships, backed by a growing institutional research base.</w:t>
+        <w:t>The PI has a sustained track record of funded work in this area. The R2 host institution offers focused departmental resources and regional research partnerships, backed by a growing institutional research base.</w:t>
       </w:r>
     </w:p>
     <w:p>
@@ -90,7 +90,7 @@
     </w:p>
     <w:p>
       <w:r>
-        <w:t>Total requested support is $3,879,808 over 2 years at a R2 institution, covering personnel, materials, and dissemination.</w:t>
+        <w:t>Total requested support is $998,676 over 4 years at a R2 institution, covering personnel, materials, and dissemination.</w:t>
       </w:r>
     </w:p>
     <w:p>
@@ -106,7 +106,7 @@
         <w:pStyle w:val="ListNumber"/>
       </w:pPr>
       <w:r>
-        <w:t>[1] https://doi.org/10.2402/7xe78669</w:t>
+        <w:t>[1] https://doi.org/10.1109/TPAMI.2016.2577031</w:t>
       </w:r>
     </w:p>
     <w:p>
@@ -114,7 +114,7 @@
         <w:pStyle w:val="ListNumber"/>
       </w:pPr>
       <w:r>
-        <w:t>[2] https://doi.org/10.8702/cyxqbwew</w:t>
+        <w:t>[2] https://doi.org/10.1001/jama.2016.9797</w:t>
       </w:r>
     </w:p>
     <w:p>
@@ -122,7 +122,7 @@
         <w:pStyle w:val="ListNumber"/>
       </w:pPr>
       <w:r>
-        <w:t>[3] https://doi.org/10.1145/3292500.3330701</w:t>
+        <w:t>[3] https://doi.org/10.1101/gr.229102</w:t>
       </w:r>
     </w:p>
     <w:p>
@@ -130,7 +130,7 @@
         <w:pStyle w:val="ListNumber"/>
       </w:pPr>
       <w:r>
-        <w:t>[4] https://doi.org/10.1101/gr.229102</w:t>
+        <w:t>[4] https://doi.org/10.1371/journal.pone.0173664</w:t>
       </w:r>
     </w:p>
     <w:p>
@@ -138,7 +138,7 @@
         <w:pStyle w:val="ListNumber"/>
       </w:pPr>
       <w:r>
-        <w:t>[5] https://doi.org/10.1726/w8vl34li</w:t>
+        <w:t>[5] https://doi.org/10.1038/nature14539</w:t>
       </w:r>
     </w:p>
     <w:p>
@@ -146,7 +146,7 @@
         <w:pStyle w:val="ListNumber"/>
       </w:pPr>
       <w:r>
-        <w:t>[6] https://doi.org/10.1371/journal.pone.0173664</w:t>
+        <w:t>[6] https://doi.org/10.1101/gr.229102</w:t>
       </w:r>
     </w:p>
     <w:p>
@@ -154,7 +154,23 @@
         <w:pStyle w:val="ListNumber"/>
       </w:pPr>
       <w:r>
-        <w:t>[7] https://doi.org/10.1717/mcut6z84</w:t>
+        <w:t>[7] https://doi.org/10.1126/science.1259855</w:t>
+      </w:r>
+    </w:p>
+    <w:p>
+      <w:pPr>
+        <w:pStyle w:val="ListNumber"/>
+      </w:pPr>
+      <w:r>
+        <w:t>[8] https://doi.org/10.1001/jama.2016.9797</w:t>
+      </w:r>
+    </w:p>
+    <w:p>
+      <w:pPr>
+        <w:pStyle w:val="ListNumber"/>
+      </w:pPr>
+      <w:r>
+        <w:t>[9] https://doi.org/10.1038/nature14539</w:t>
       </w:r>
     </w:p>
     <w:sectPr>

--- a/tests/fixtures/synthetic/files/grant_application__missing_methods.docx
+++ b/tests/fixtures/synthetic/files/grant_application__missing_methods.docx
@@ -7,7 +7,7 @@
         <w:pStyle w:val="Title"/>
       </w:pPr>
       <w:r>
-        <w:t>Advancing machine learning for protein structure prediction in drug discovery</w:t>
+        <w:t>Community-based interventions to reduce childhood asthma disparities: A Multidisciplinary Research Program</w:t>
       </w:r>
     </w:p>
     <w:p>
@@ -20,12 +20,12 @@
     </w:p>
     <w:p>
       <w:r>
-        <w:t>Aim 1: Advance machine learning for protein structure prediction in drug discovery via a materials-focused strategy.</w:t>
+        <w:t>Aim 1: Advance community-based interventions to reduce childhood asthma disparities via a community-focused strategy.</w:t>
       </w:r>
     </w:p>
     <w:p>
       <w:r>
-        <w:t>Aim 2: Advance machine learning for protein structure prediction in drug discovery via a materials-focused strategy.</w:t>
+        <w:t>Aim 2: Advance community-based interventions to reduce childhood asthma disparities via a community-focused strategy.</w:t>
       </w:r>
     </w:p>
     <w:p>
@@ -38,7 +38,7 @@
     </w:p>
     <w:p>
       <w:r>
-        <w:t>This proposal addresses machine learning for protein structure prediction in drug discovery, a problem with substantial significance. We will assemble a multidisciplinary team with complementary expertise. Rigorous, pre-registered analyses will guard against bias and support reproducibility. Prior work has established a partial understanding, yet key gaps remain.</w:t>
+        <w:t>This proposal addresses community-based interventions to reduce childhood asthma disparities, a problem with substantial significance. Prior work has established a partial understanding, yet key gaps remain. The approach integrates established community methods with a novel analytical pipeline. We will assemble a multidisciplinary team with complementary expertise.</w:t>
       </w:r>
     </w:p>
     <w:p>
@@ -64,7 +64,7 @@
     </w:p>
     <w:p>
       <w:r>
-        <w:t>Prior work has established a partial understanding, yet key gaps remain.</w:t>
+        <w:t>Our preliminary data suggest a tractable path toward measurable improvement.</w:t>
       </w:r>
     </w:p>
     <w:p>
@@ -77,7 +77,7 @@
     </w:p>
     <w:p>
       <w:r>
-        <w:t>The PI has a sustained track record of funded work in this area. The R2 host institution offers focused departmental resources and regional research partnerships, backed by a growing institutional research base.</w:t>
+        <w:t>The PI has a sustained track record of funded work in this area. The R1 host institution offers extensive core facilities and shared instrumentation, backed by a deep institutional record of federally funded work.</w:t>
       </w:r>
     </w:p>
     <w:p>
@@ -90,7 +90,7 @@
     </w:p>
     <w:p>
       <w:r>
-        <w:t>Total requested support is $998,676 over 4 years at a R2 institution, covering personnel, materials, and dissemination.</w:t>
+        <w:t>Budget: personnel $617,941; equipment $103,588; travel $20,833; indirect costs $116,413. Total requested support is $858,775 over 3 years at a R1 institution.</w:t>
       </w:r>
     </w:p>
     <w:p>
@@ -114,7 +114,7 @@
         <w:pStyle w:val="ListNumber"/>
       </w:pPr>
       <w:r>
-        <w:t>[2] https://doi.org/10.1001/jama.2016.9797</w:t>
+        <w:t>[2] https://doi.org/10.1038/s41586-020-2649-2</w:t>
       </w:r>
     </w:p>
     <w:p>
@@ -122,7 +122,7 @@
         <w:pStyle w:val="ListNumber"/>
       </w:pPr>
       <w:r>
-        <w:t>[3] https://doi.org/10.1101/gr.229102</w:t>
+        <w:t>[3] https://doi.org/10.1109/TPAMI.2016.2577031</w:t>
       </w:r>
     </w:p>
     <w:p>
@@ -130,7 +130,7 @@
         <w:pStyle w:val="ListNumber"/>
       </w:pPr>
       <w:r>
-        <w:t>[4] https://doi.org/10.1371/journal.pone.0173664</w:t>
+        <w:t>[4] https://doi.org/10.1021/jacs.9b02765</w:t>
       </w:r>
     </w:p>
     <w:p>
@@ -138,7 +138,7 @@
         <w:pStyle w:val="ListNumber"/>
       </w:pPr>
       <w:r>
-        <w:t>[5] https://doi.org/10.1038/nature14539</w:t>
+        <w:t>[5] https://doi.org/10.1002/anie.201907688</w:t>
       </w:r>
     </w:p>
     <w:p>
@@ -146,7 +146,7 @@
         <w:pStyle w:val="ListNumber"/>
       </w:pPr>
       <w:r>
-        <w:t>[6] https://doi.org/10.1101/gr.229102</w:t>
+        <w:t>[6] https://doi.org/10.1126/science.1259855</w:t>
       </w:r>
     </w:p>
     <w:p>
@@ -154,23 +154,7 @@
         <w:pStyle w:val="ListNumber"/>
       </w:pPr>
       <w:r>
-        <w:t>[7] https://doi.org/10.1126/science.1259855</w:t>
-      </w:r>
-    </w:p>
-    <w:p>
-      <w:pPr>
-        <w:pStyle w:val="ListNumber"/>
-      </w:pPr>
-      <w:r>
-        <w:t>[8] https://doi.org/10.1001/jama.2016.9797</w:t>
-      </w:r>
-    </w:p>
-    <w:p>
-      <w:pPr>
-        <w:pStyle w:val="ListNumber"/>
-      </w:pPr>
-      <w:r>
-        <w:t>[9] https://doi.org/10.1038/nature14539</w:t>
+        <w:t>[7] https://doi.org/10.1073/pnas.1517384113</w:t>
       </w:r>
     </w:p>
     <w:sectPr>

--- a/tests/fixtures/synthetic/files/grant_application__missing_methods.docx
+++ b/tests/fixtures/synthetic/files/grant_application__missing_methods.docx
@@ -20,12 +20,12 @@
     </w:p>
     <w:p>
       <w:r>
-        <w:t>Aim 1: Advance community-based interventions to reduce childhood asthma disparities via a community-focused strategy.</w:t>
+        <w:t>Aim 1: Advance community-based interventions to reduce childhood asthma disparities via a community-focused strategy [1].</w:t>
       </w:r>
     </w:p>
     <w:p>
       <w:r>
-        <w:t>Aim 2: Advance community-based interventions to reduce childhood asthma disparities via a community-focused strategy.</w:t>
+        <w:t>Aim 2: Advance community-based interventions to reduce childhood asthma disparities via a community-focused strategy [2].</w:t>
       </w:r>
     </w:p>
     <w:p>
@@ -38,7 +38,7 @@
     </w:p>
     <w:p>
       <w:r>
-        <w:t>This proposal addresses community-based interventions to reduce childhood asthma disparities, a problem with substantial significance. Prior work has established a partial understanding, yet key gaps remain. The approach integrates established community methods with a novel analytical pipeline. We will assemble a multidisciplinary team with complementary expertise.</w:t>
+        <w:t>This proposal addresses community-based interventions to reduce childhood asthma disparities, a problem with substantial significance [3]. Prior work has established a partial understanding, yet key gaps remain [4]. The approach integrates established community methods with a novel analytical pipeline [5]. We will assemble a multidisciplinary team with complementary expertise [6].</w:t>
       </w:r>
     </w:p>
     <w:p>
@@ -51,7 +51,7 @@
     </w:p>
     <w:p>
       <w:r>
-        <w:t>We will use appropriate methods to achieve the aims.</w:t>
+        <w:t>We will use appropriate methods to achieve the aims [7].</w:t>
       </w:r>
     </w:p>
     <w:p>
@@ -91,6 +91,11 @@
     <w:p>
       <w:r>
         <w:t>Budget: personnel $617,941; equipment $103,588; travel $20,833; indirect costs $116,413. Total requested support is $858,775 over 3 years at a R1 institution.</w:t>
+      </w:r>
+    </w:p>
+    <w:p>
+      <w:r>
+        <w:t>As one source notes, “The approach integrates established core methods with a novel analytical pipeline.” [1]</w:t>
       </w:r>
     </w:p>
     <w:p>
